--- a/Diplomarbeit/5_Schreiben/4.5_Batterietechnologien_im_Vergleich.docx
+++ b/Diplomarbeit/5_Schreiben/4.5_Batterietechnologien_im_Vergleich.docx
@@ -6,78 +6,57 @@
       <w:pPr>
         <w:rPr>
           <w:rFonts w:cs="Arial"/>
-          <w:b/>
-          <w:bCs/>
         </w:rPr>
       </w:pPr>
       <w:r>
         <w:rPr>
           <w:rFonts w:cs="Arial"/>
-          <w:b/>
-          <w:bCs/>
-        </w:rPr>
-        <w:t>(400 Wörter)</w:t>
+        </w:rPr>
+        <w:t>4.5 Batterietechnologien im Vergleich</w:t>
       </w:r>
     </w:p>
     <w:p>
       <w:pPr>
         <w:rPr>
           <w:rFonts w:cs="Arial"/>
-          <w:b/>
-          <w:bCs/>
-          <w:sz w:val="32"/>
-          <w:szCs w:val="32"/>
         </w:rPr>
       </w:pPr>
       <w:r>
         <w:rPr>
           <w:rFonts w:cs="Arial"/>
-          <w:b/>
-          <w:bCs/>
-          <w:sz w:val="32"/>
-          <w:szCs w:val="32"/>
-        </w:rPr>
-        <w:t>4.5 Batterietechnologien im Vergleich</w:t>
+        </w:rPr>
+        <w:t xml:space="preserve">Die Auswahl der geeigneten Batterietechnologie hängt von verschiedenen Faktoren ab, darunter Anschaffungskosten, Lebensdauer, Gewicht, Betriebstemperaturbereich und nutzbare Kapazität. Für stationäre Anwendungen wie Gewächshäuser sind insbesondere </w:t>
+      </w:r>
+      <w:proofErr w:type="spellStart"/>
+      <w:r>
+        <w:rPr>
+          <w:rFonts w:cs="Arial"/>
+        </w:rPr>
+        <w:t>Zyklenfestigkeit</w:t>
+      </w:r>
+      <w:proofErr w:type="spellEnd"/>
+      <w:r>
+        <w:rPr>
+          <w:rFonts w:cs="Arial"/>
+        </w:rPr>
+        <w:t>, Wartungsfreiheit und Wirtschaftlichkeit über die Lebensdauer entscheidende Kriterien. Im Folgenden werden die gängigen Batterietechnologien AGM, Gel, Lithium-Ionen und LiFePO4 hinsichtlich ihrer technischen Eigenschaften und Eignung für Energiespeichersysteme verglichen.</w:t>
       </w:r>
     </w:p>
     <w:p>
       <w:pPr>
-        <w:ind w:left="708"/>
-        <w:rPr>
-          <w:rFonts w:cs="Arial"/>
-          <w:b/>
-          <w:bCs/>
-          <w:sz w:val="28"/>
-          <w:szCs w:val="28"/>
+        <w:rPr>
+          <w:rFonts w:cs="Arial"/>
         </w:rPr>
       </w:pPr>
       <w:r>
         <w:rPr>
           <w:rFonts w:cs="Arial"/>
-          <w:b/>
-          <w:bCs/>
-          <w:sz w:val="28"/>
-          <w:szCs w:val="28"/>
-        </w:rPr>
-        <w:t xml:space="preserve">4.5.1 AGM, Gel, Lithium-Ionen, </w:t>
-      </w:r>
-      <w:proofErr w:type="spellStart"/>
-      <w:r>
-        <w:rPr>
-          <w:rFonts w:cs="Arial"/>
-          <w:b/>
-          <w:bCs/>
-          <w:sz w:val="28"/>
-          <w:szCs w:val="28"/>
-        </w:rPr>
-        <w:t>LiFePO</w:t>
-      </w:r>
-      <w:proofErr w:type="spellEnd"/>
+        </w:rPr>
+        <w:t>4.5.1 Technische Eigenschaften der Batterietechnologien</w:t>
+      </w:r>
     </w:p>
     <w:p>
       <w:pPr>
-        <w:ind w:left="708"/>
-        <w:jc w:val="both"/>
         <w:rPr>
           <w:rFonts w:cs="Arial"/>
         </w:rPr>
@@ -85,8 +64,6 @@
       <w:r>
         <w:rPr>
           <w:rFonts w:cs="Arial"/>
-          <w:b/>
-          <w:bCs/>
         </w:rPr>
         <w:t>AGM (</w:t>
       </w:r>
@@ -94,8 +71,6 @@
       <w:r>
         <w:rPr>
           <w:rFonts w:cs="Arial"/>
-          <w:b/>
-          <w:bCs/>
         </w:rPr>
         <w:t>Absorbent</w:t>
       </w:r>
@@ -103,16 +78,8 @@
       <w:r>
         <w:rPr>
           <w:rFonts w:cs="Arial"/>
-          <w:b/>
-          <w:bCs/>
-        </w:rPr>
-        <w:t xml:space="preserve"> Glass Mat):</w:t>
-      </w:r>
-      <w:r>
-        <w:rPr>
-          <w:rFonts w:cs="Arial"/>
-        </w:rPr>
-        <w:t xml:space="preserve"> Bei AGM-Batterien ist der Elektrolyt in einem Glasfaservlies gebunden. Sie sind wartungsfrei, können in jeder Lage betrieben werden und haben einen niedrigen Innenwiderstand. Die </w:t>
+        </w:rPr>
+        <w:t xml:space="preserve"> Glass Mat): Bei AGM-Batterien ist der Elektrolyt in einem Glasfaservlies gebunden, wodurch sie wartungsfrei, auslaufsicher und lageunabhängig betrieben werden können [7]. Sie verfügen über einen niedrigen Innenwiderstand und sind für leistungsstarke Verbraucher geeignet. Die </w:t>
       </w:r>
       <w:proofErr w:type="spellStart"/>
       <w:r>
@@ -126,27 +93,25 @@
         <w:rPr>
           <w:rFonts w:cs="Arial"/>
         </w:rPr>
-        <w:t xml:space="preserve"> liegt bei 300-500 Zyklen (50% </w:t>
-      </w:r>
-      <w:proofErr w:type="spellStart"/>
-      <w:r>
-        <w:rPr>
-          <w:rFonts w:cs="Arial"/>
-        </w:rPr>
-        <w:t>DoD</w:t>
-      </w:r>
-      <w:proofErr w:type="spellEnd"/>
-      <w:r>
-        <w:rPr>
-          <w:rFonts w:cs="Arial"/>
-        </w:rPr>
-        <w:t>). AGM-Batterien arbeiten zuverlässig zwischen -20°C und +50°C. Der Ladewirkungsgrad beträgt etwa 85-90%. Die Selbstentladung liegt bei 1-3% pro Monat. AGM Super Cycle Varianten erreichen durch spezielle Bleilegierungen bis zu 400 Zyklen bei täglicher Entladung.</w:t>
+        <w:t xml:space="preserve"> liegt bei 500–600 Zyklen, die nutzbare Kapazität beträgt etwa 55 % der Nennkapazität [7]. AGM-Batterien arbeiten zuverlässig im Temperaturbereich von -20 bis +40 °C [7]. Das Gewicht beträgt 25–35 kg </w:t>
+      </w:r>
+      <w:proofErr w:type="gramStart"/>
+      <w:r>
+        <w:rPr>
+          <w:rFonts w:cs="Arial"/>
+        </w:rPr>
+        <w:t>pro nutzbarer Kilowattstunde</w:t>
+      </w:r>
+      <w:proofErr w:type="gramEnd"/>
+      <w:r>
+        <w:rPr>
+          <w:rFonts w:cs="Arial"/>
+        </w:rPr>
+        <w:t xml:space="preserve"> [8]. AGM Super Cycle Varianten erreichen durch spezielle Bleilegierungen mindestens 300 Zyklen bei 100 % Entladetiefe und mindestens 700 Zyklen bei 60 % Entladetiefe [2].</w:t>
       </w:r>
     </w:p>
     <w:p>
       <w:pPr>
-        <w:ind w:left="708"/>
-        <w:jc w:val="both"/>
         <w:rPr>
           <w:rFonts w:cs="Arial"/>
         </w:rPr>
@@ -154,36 +119,12 @@
       <w:r>
         <w:rPr>
           <w:rFonts w:cs="Arial"/>
-          <w:b/>
-          <w:bCs/>
-        </w:rPr>
-        <w:t>Gel-Batterien:</w:t>
-      </w:r>
-      <w:r>
-        <w:rPr>
-          <w:rFonts w:cs="Arial"/>
-        </w:rPr>
-        <w:t xml:space="preserve"> Der Elektrolyt ist hier als Gel gebunden, was eine noch bessere Tiefentladefestigkeit bietet. Gel-Batterien erreichen 500-800 Zyklen bei 50% </w:t>
-      </w:r>
-      <w:proofErr w:type="spellStart"/>
-      <w:r>
-        <w:rPr>
-          <w:rFonts w:cs="Arial"/>
-        </w:rPr>
-        <w:t>DoD</w:t>
-      </w:r>
-      <w:proofErr w:type="spellEnd"/>
-      <w:r>
-        <w:rPr>
-          <w:rFonts w:cs="Arial"/>
-        </w:rPr>
-        <w:t xml:space="preserve"> und vertragen Tiefentladungen besser als AGM. Sie sind jedoch empfindlicher gegenüber hohen Ladeströmen und teurer in der Anschaffung. Die Ladespannung muss präzise eingehalten werden, sonst droht irreversible Schädigung durch Gasbildung.</w:t>
+        </w:rPr>
+        <w:t>Gel-Batterien: Bei Gel-Batterien ist der Elektrolyt durch Zugabe von Kieselerde gelartig verdickt [7]. Sie bieten eine höhere Tiefentladefestigkeit als AGM-Batterien und erreichen 700–800 Zyklen bei 65 % nutzbarer Kapazität [7]. Gel-Batterien eignen sich besonders für moderate, kontinuierliche Lasten über längere Zeiträume und zeichnen sich durch geringe Selbstentladung aus [7]. Der Betriebstemperaturbereich liegt ebenfalls bei -20 bis +40 °C [7]. Sie sind empfindlicher gegenüber hohen Ladeströmen und erfordern präzise Ladespannungen, um irreversible Schädigungen zu vermeiden.</w:t>
       </w:r>
     </w:p>
     <w:p>
       <w:pPr>
-        <w:ind w:left="708"/>
-        <w:jc w:val="both"/>
         <w:rPr>
           <w:rFonts w:cs="Arial"/>
         </w:rPr>
@@ -191,50 +132,26 @@
       <w:r>
         <w:rPr>
           <w:rFonts w:cs="Arial"/>
-          <w:b/>
-          <w:bCs/>
-        </w:rPr>
-        <w:t>Lithium-Ionen:</w:t>
-      </w:r>
-      <w:r>
-        <w:rPr>
-          <w:rFonts w:cs="Arial"/>
-        </w:rPr>
-        <w:t xml:space="preserve"> Lithium-Ionen-Batterien bieten hohe Energiedichte (150-200 Wh/kg) und erreichen 1000-2000 Zyklen bei 80% </w:t>
+        </w:rPr>
+        <w:t xml:space="preserve">Lithium-Ionen: Lithium-Ionen-Batterien bieten eine hohe Energiedichte und erreichen deutlich mehr Ladezyklen als Blei-Batterien. Sie sind jedoch empfindlich gegenüber Tiefentladung und Überladung, weshalb ein </w:t>
       </w:r>
       <w:proofErr w:type="spellStart"/>
       <w:r>
         <w:rPr>
           <w:rFonts w:cs="Arial"/>
         </w:rPr>
-        <w:t>DoD</w:t>
+        <w:t>Battery</w:t>
       </w:r>
       <w:proofErr w:type="spellEnd"/>
       <w:r>
         <w:rPr>
           <w:rFonts w:cs="Arial"/>
         </w:rPr>
-        <w:t xml:space="preserve">. Der Ladewirkungsgrad liegt bei 95-98%. Sie sind deutlich leichter als Blei-Batterien (ca. 1/3 des Gewichts). Nachteile sind der hohe Preis, die Notwendigkeit eines </w:t>
-      </w:r>
-      <w:proofErr w:type="spellStart"/>
-      <w:r>
-        <w:rPr>
-          <w:rFonts w:cs="Arial"/>
-        </w:rPr>
-        <w:t>Battery</w:t>
-      </w:r>
-      <w:proofErr w:type="spellEnd"/>
-      <w:r>
-        <w:rPr>
-          <w:rFonts w:cs="Arial"/>
-        </w:rPr>
-        <w:t xml:space="preserve"> Management Systems (BMS) und eingeschränkte Funktion unter 0°C. Bei Überladung oder Tiefentladung besteht Brandgefahr.</w:t>
+        <w:t xml:space="preserve"> Management System (BMS) zwingend erforderlich ist. Verschiedene chemische Zusammensetzungen innerhalb der Lithium-Technologie führen zu unterschiedlichen Sicherheitseigenschaften. Die hier betrachtete LiFePO4-Technologie ist eine spezielle Variante mit erhöhter Sicherheit.</w:t>
       </w:r>
     </w:p>
     <w:p>
       <w:pPr>
-        <w:ind w:left="708"/>
-        <w:jc w:val="both"/>
         <w:rPr>
           <w:rFonts w:cs="Arial"/>
         </w:rPr>
@@ -242,60 +159,48 @@
       <w:r>
         <w:rPr>
           <w:rFonts w:cs="Arial"/>
-          <w:b/>
-          <w:bCs/>
-        </w:rPr>
-        <w:t>LiFePO4 (Lithium-Eisenphosphat):</w:t>
-      </w:r>
-      <w:r>
-        <w:rPr>
-          <w:rFonts w:cs="Arial"/>
-        </w:rPr>
-        <w:t xml:space="preserve"> LiFePO4 ist eine spezielle Lithium-Technologie mit erhöhter Sicherheit und Langlebigkeit. Sie erreicht 3000-5000 Zyklen bei 80% </w:t>
-      </w:r>
-      <w:proofErr w:type="spellStart"/>
-      <w:r>
-        <w:rPr>
-          <w:rFonts w:cs="Arial"/>
-        </w:rPr>
-        <w:t>DoD</w:t>
-      </w:r>
-      <w:proofErr w:type="spellEnd"/>
-      <w:r>
-        <w:rPr>
-          <w:rFonts w:cs="Arial"/>
-        </w:rPr>
-        <w:t xml:space="preserve"> und hat eine flache Entladekurve, was eine bessere Spannungsstabilität bedeutet. Die Energiedichte ist geringer als bei Standard-Lithium (90-120 Wh/kg), aber die thermische Stabilität deutlich höher. LiFePO4 funktioniert bis -20°C, allerdings mit reduzierter Leistung. Ein BMS ist zwingend erforderlich.</w:t>
+        </w:rPr>
+        <w:t xml:space="preserve">LiFePO4 (Lithium-Eisenphosphat): LiFePO4-Batterien sind eine spezielle Form der Lithium-Technologie mit erhöhter thermischer Stabilität und Sicherheit. Im Gegensatz zu anderen Lithium-Batterien können LiFePO4-Zellen weder brennen noch explodieren [7]. Sie erreichen mindestens 4000 Zyklen bei 80 % Entladetiefe und bieten eine nahezu 100%ige nutzbare Kapazität [7][8]. Das Gewicht liegt bei 8–10 kg </w:t>
+      </w:r>
+      <w:proofErr w:type="gramStart"/>
+      <w:r>
+        <w:rPr>
+          <w:rFonts w:cs="Arial"/>
+        </w:rPr>
+        <w:t>pro nutzbarer Kilowattstunde</w:t>
+      </w:r>
+      <w:proofErr w:type="gramEnd"/>
+      <w:r>
+        <w:rPr>
+          <w:rFonts w:cs="Arial"/>
+        </w:rPr>
+        <w:t xml:space="preserve"> und damit bei etwa 30 % des Gewichts von Blei-Batterien [7][8]. Der Betriebstemperaturbereich reicht von -20 bis +60 °C [7]. Ein integriertes BMS überwacht Ladung, Entladung und Sicherheitsfunktionen [7]. Die Lebensdauer liegt deutlich über 10 Jahren [8].</w:t>
       </w:r>
     </w:p>
     <w:p>
       <w:pPr>
-        <w:ind w:left="708"/>
         <w:rPr>
           <w:rFonts w:cs="Arial"/>
         </w:rPr>
       </w:pPr>
+      <w:r>
+        <w:rPr>
+          <w:rFonts w:cs="Arial"/>
+        </w:rPr>
+        <w:t>4.5.2 Vergleich und Auswahlbegründung</w:t>
+      </w:r>
     </w:p>
     <w:p>
       <w:pPr>
-        <w:ind w:left="708"/>
-        <w:rPr>
-          <w:rFonts w:cs="Arial"/>
-          <w:b/>
-          <w:bCs/>
-          <w:sz w:val="28"/>
-          <w:szCs w:val="28"/>
+        <w:rPr>
+          <w:rFonts w:cs="Arial"/>
         </w:rPr>
       </w:pPr>
       <w:r>
         <w:rPr>
           <w:rFonts w:cs="Arial"/>
-          <w:b/>
-          <w:bCs/>
-          <w:sz w:val="28"/>
-          <w:szCs w:val="28"/>
-        </w:rPr>
-        <w:t>4 4.5.2 Gegenüberstellung und Auswahlbegründung</w:t>
+        </w:rPr>
+        <w:t>Technischer Vergleich:</w:t>
       </w:r>
     </w:p>
     <w:tbl>
@@ -311,11 +216,10 @@
         <w:tblLook w:val="04A0" w:firstRow="1" w:lastRow="0" w:firstColumn="1" w:lastColumn="0" w:noHBand="0" w:noVBand="1"/>
       </w:tblPr>
       <w:tblGrid>
-        <w:gridCol w:w="2889"/>
-        <w:gridCol w:w="1507"/>
-        <w:gridCol w:w="1507"/>
-        <w:gridCol w:w="1464"/>
-        <w:gridCol w:w="1705"/>
+        <w:gridCol w:w="1879"/>
+        <w:gridCol w:w="1664"/>
+        <w:gridCol w:w="1664"/>
+        <w:gridCol w:w="2488"/>
       </w:tblGrid>
       <w:tr>
         <w:trPr>
@@ -330,19 +234,15 @@
           </w:tcPr>
           <w:p>
             <w:pPr>
-              <w:ind w:left="708"/>
-              <w:rPr>
-                <w:rFonts w:cs="Arial"/>
-                <w:b/>
-                <w:bCs/>
-              </w:rPr>
-            </w:pPr>
-            <w:r>
-              <w:rPr>
-                <w:rFonts w:cs="Arial"/>
-                <w:b/>
-                <w:bCs/>
-              </w:rPr>
+              <w:rPr>
+                <w:rFonts w:cs="Arial"/>
+              </w:rPr>
+            </w:pPr>
+            <w:r>
+              <w:rPr>
+                <w:rFonts w:cs="Arial"/>
+              </w:rPr>
+              <w:lastRenderedPageBreak/>
               <w:t>Kriterium</w:t>
             </w:r>
           </w:p>
@@ -355,18 +255,13 @@
           </w:tcPr>
           <w:p>
             <w:pPr>
-              <w:ind w:left="708"/>
-              <w:rPr>
-                <w:rFonts w:cs="Arial"/>
-                <w:b/>
-                <w:bCs/>
-              </w:rPr>
-            </w:pPr>
-            <w:r>
-              <w:rPr>
-                <w:rFonts w:cs="Arial"/>
-                <w:b/>
-                <w:bCs/>
+              <w:rPr>
+                <w:rFonts w:cs="Arial"/>
+              </w:rPr>
+            </w:pPr>
+            <w:r>
+              <w:rPr>
+                <w:rFonts w:cs="Arial"/>
               </w:rPr>
               <w:t>AGM</w:t>
             </w:r>
@@ -380,18 +275,13 @@
           </w:tcPr>
           <w:p>
             <w:pPr>
-              <w:ind w:left="708"/>
-              <w:rPr>
-                <w:rFonts w:cs="Arial"/>
-                <w:b/>
-                <w:bCs/>
-              </w:rPr>
-            </w:pPr>
-            <w:r>
-              <w:rPr>
-                <w:rFonts w:cs="Arial"/>
-                <w:b/>
-                <w:bCs/>
+              <w:rPr>
+                <w:rFonts w:cs="Arial"/>
+              </w:rPr>
+            </w:pPr>
+            <w:r>
+              <w:rPr>
+                <w:rFonts w:cs="Arial"/>
               </w:rPr>
               <w:t>Gel</w:t>
             </w:r>
@@ -405,43 +295,13 @@
           </w:tcPr>
           <w:p>
             <w:pPr>
-              <w:ind w:left="708"/>
-              <w:rPr>
-                <w:rFonts w:cs="Arial"/>
-                <w:b/>
-                <w:bCs/>
-              </w:rPr>
-            </w:pPr>
-            <w:r>
-              <w:rPr>
-                <w:rFonts w:cs="Arial"/>
-                <w:b/>
-                <w:bCs/>
-              </w:rPr>
-              <w:t>Li-Ion</w:t>
-            </w:r>
-          </w:p>
-        </w:tc>
-        <w:tc>
-          <w:tcPr>
-            <w:tcW w:w="0" w:type="auto"/>
-            <w:vAlign w:val="center"/>
-            <w:hideMark/>
-          </w:tcPr>
-          <w:p>
-            <w:pPr>
-              <w:ind w:left="708"/>
-              <w:rPr>
-                <w:rFonts w:cs="Arial"/>
-                <w:b/>
-                <w:bCs/>
-              </w:rPr>
-            </w:pPr>
-            <w:r>
-              <w:rPr>
-                <w:rFonts w:cs="Arial"/>
-                <w:b/>
-                <w:bCs/>
+              <w:rPr>
+                <w:rFonts w:cs="Arial"/>
+              </w:rPr>
+            </w:pPr>
+            <w:r>
+              <w:rPr>
+                <w:rFonts w:cs="Arial"/>
               </w:rPr>
               <w:t>LiFePO4</w:t>
             </w:r>
@@ -460,100 +320,75 @@
           </w:tcPr>
           <w:p>
             <w:pPr>
-              <w:ind w:left="708"/>
-              <w:rPr>
-                <w:rFonts w:cs="Arial"/>
-              </w:rPr>
-            </w:pPr>
-            <w:r>
-              <w:rPr>
-                <w:rFonts w:cs="Arial"/>
-              </w:rPr>
-              <w:t>Anschaffungskosten (100Ah)</w:t>
-            </w:r>
-          </w:p>
-        </w:tc>
-        <w:tc>
-          <w:tcPr>
-            <w:tcW w:w="0" w:type="auto"/>
-            <w:vAlign w:val="center"/>
-            <w:hideMark/>
-          </w:tcPr>
-          <w:p>
-            <w:pPr>
-              <w:ind w:left="708"/>
-              <w:rPr>
-                <w:rFonts w:cs="Arial"/>
-              </w:rPr>
-            </w:pPr>
-            <w:r>
-              <w:rPr>
-                <w:rFonts w:cs="Arial"/>
-              </w:rPr>
-              <w:t>200€</w:t>
-            </w:r>
-          </w:p>
-        </w:tc>
-        <w:tc>
-          <w:tcPr>
-            <w:tcW w:w="0" w:type="auto"/>
-            <w:vAlign w:val="center"/>
-            <w:hideMark/>
-          </w:tcPr>
-          <w:p>
-            <w:pPr>
-              <w:ind w:left="708"/>
-              <w:rPr>
-                <w:rFonts w:cs="Arial"/>
-              </w:rPr>
-            </w:pPr>
-            <w:r>
-              <w:rPr>
-                <w:rFonts w:cs="Arial"/>
-              </w:rPr>
-              <w:t>280€</w:t>
-            </w:r>
-          </w:p>
-        </w:tc>
-        <w:tc>
-          <w:tcPr>
-            <w:tcW w:w="0" w:type="auto"/>
-            <w:vAlign w:val="center"/>
-            <w:hideMark/>
-          </w:tcPr>
-          <w:p>
-            <w:pPr>
-              <w:ind w:left="708"/>
-              <w:rPr>
-                <w:rFonts w:cs="Arial"/>
-              </w:rPr>
-            </w:pPr>
-            <w:r>
-              <w:rPr>
-                <w:rFonts w:cs="Arial"/>
-              </w:rPr>
-              <w:t>600€</w:t>
-            </w:r>
-          </w:p>
-        </w:tc>
-        <w:tc>
-          <w:tcPr>
-            <w:tcW w:w="0" w:type="auto"/>
-            <w:vAlign w:val="center"/>
-            <w:hideMark/>
-          </w:tcPr>
-          <w:p>
-            <w:pPr>
-              <w:ind w:left="708"/>
-              <w:rPr>
-                <w:rFonts w:cs="Arial"/>
-              </w:rPr>
-            </w:pPr>
-            <w:r>
-              <w:rPr>
-                <w:rFonts w:cs="Arial"/>
-              </w:rPr>
-              <w:t>500€</w:t>
+              <w:rPr>
+                <w:rFonts w:cs="Arial"/>
+              </w:rPr>
+            </w:pPr>
+            <w:r>
+              <w:rPr>
+                <w:rFonts w:cs="Arial"/>
+              </w:rPr>
+              <w:t>Nutzbare Kapazität</w:t>
+            </w:r>
+          </w:p>
+        </w:tc>
+        <w:tc>
+          <w:tcPr>
+            <w:tcW w:w="0" w:type="auto"/>
+            <w:vAlign w:val="center"/>
+            <w:hideMark/>
+          </w:tcPr>
+          <w:p>
+            <w:pPr>
+              <w:rPr>
+                <w:rFonts w:cs="Arial"/>
+              </w:rPr>
+            </w:pPr>
+            <w:r>
+              <w:rPr>
+                <w:rFonts w:cs="Arial"/>
+              </w:rPr>
+              <w:t>55 % [7]</w:t>
+            </w:r>
+          </w:p>
+        </w:tc>
+        <w:tc>
+          <w:tcPr>
+            <w:tcW w:w="0" w:type="auto"/>
+            <w:vAlign w:val="center"/>
+            <w:hideMark/>
+          </w:tcPr>
+          <w:p>
+            <w:pPr>
+              <w:rPr>
+                <w:rFonts w:cs="Arial"/>
+              </w:rPr>
+            </w:pPr>
+            <w:r>
+              <w:rPr>
+                <w:rFonts w:cs="Arial"/>
+              </w:rPr>
+              <w:t>65 % [7]</w:t>
+            </w:r>
+          </w:p>
+        </w:tc>
+        <w:tc>
+          <w:tcPr>
+            <w:tcW w:w="0" w:type="auto"/>
+            <w:vAlign w:val="center"/>
+            <w:hideMark/>
+          </w:tcPr>
+          <w:p>
+            <w:pPr>
+              <w:rPr>
+                <w:rFonts w:cs="Arial"/>
+              </w:rPr>
+            </w:pPr>
+            <w:r>
+              <w:rPr>
+                <w:rFonts w:cs="Arial"/>
+              </w:rPr>
+              <w:t>100 % [7]</w:t>
             </w:r>
           </w:p>
         </w:tc>
@@ -570,16 +405,75 @@
           </w:tcPr>
           <w:p>
             <w:pPr>
-              <w:ind w:left="708"/>
-              <w:rPr>
-                <w:rFonts w:cs="Arial"/>
-              </w:rPr>
-            </w:pPr>
-            <w:r>
-              <w:rPr>
-                <w:rFonts w:cs="Arial"/>
-              </w:rPr>
-              <w:t xml:space="preserve">Zyklen (50/80% </w:t>
+              <w:rPr>
+                <w:rFonts w:cs="Arial"/>
+              </w:rPr>
+            </w:pPr>
+            <w:r>
+              <w:rPr>
+                <w:rFonts w:cs="Arial"/>
+              </w:rPr>
+              <w:t>Zyklenzahl</w:t>
+            </w:r>
+          </w:p>
+        </w:tc>
+        <w:tc>
+          <w:tcPr>
+            <w:tcW w:w="0" w:type="auto"/>
+            <w:vAlign w:val="center"/>
+            <w:hideMark/>
+          </w:tcPr>
+          <w:p>
+            <w:pPr>
+              <w:rPr>
+                <w:rFonts w:cs="Arial"/>
+              </w:rPr>
+            </w:pPr>
+            <w:r>
+              <w:rPr>
+                <w:rFonts w:cs="Arial"/>
+              </w:rPr>
+              <w:t>500–600 [7]</w:t>
+            </w:r>
+          </w:p>
+        </w:tc>
+        <w:tc>
+          <w:tcPr>
+            <w:tcW w:w="0" w:type="auto"/>
+            <w:vAlign w:val="center"/>
+            <w:hideMark/>
+          </w:tcPr>
+          <w:p>
+            <w:pPr>
+              <w:rPr>
+                <w:rFonts w:cs="Arial"/>
+              </w:rPr>
+            </w:pPr>
+            <w:r>
+              <w:rPr>
+                <w:rFonts w:cs="Arial"/>
+              </w:rPr>
+              <w:t>700–800 [7]</w:t>
+            </w:r>
+          </w:p>
+        </w:tc>
+        <w:tc>
+          <w:tcPr>
+            <w:tcW w:w="0" w:type="auto"/>
+            <w:vAlign w:val="center"/>
+            <w:hideMark/>
+          </w:tcPr>
+          <w:p>
+            <w:pPr>
+              <w:rPr>
+                <w:rFonts w:cs="Arial"/>
+              </w:rPr>
+            </w:pPr>
+            <w:r>
+              <w:rPr>
+                <w:rFonts w:cs="Arial"/>
+              </w:rPr>
+              <w:t xml:space="preserve">mind. 4000 (80% </w:t>
             </w:r>
             <w:proofErr w:type="spellStart"/>
             <w:r>
@@ -593,91 +487,7 @@
               <w:rPr>
                 <w:rFonts w:cs="Arial"/>
               </w:rPr>
-              <w:t>)</w:t>
-            </w:r>
-          </w:p>
-        </w:tc>
-        <w:tc>
-          <w:tcPr>
-            <w:tcW w:w="0" w:type="auto"/>
-            <w:vAlign w:val="center"/>
-            <w:hideMark/>
-          </w:tcPr>
-          <w:p>
-            <w:pPr>
-              <w:ind w:left="708"/>
-              <w:rPr>
-                <w:rFonts w:cs="Arial"/>
-              </w:rPr>
-            </w:pPr>
-            <w:r>
-              <w:rPr>
-                <w:rFonts w:cs="Arial"/>
-              </w:rPr>
-              <w:t>400</w:t>
-            </w:r>
-          </w:p>
-        </w:tc>
-        <w:tc>
-          <w:tcPr>
-            <w:tcW w:w="0" w:type="auto"/>
-            <w:vAlign w:val="center"/>
-            <w:hideMark/>
-          </w:tcPr>
-          <w:p>
-            <w:pPr>
-              <w:ind w:left="708"/>
-              <w:rPr>
-                <w:rFonts w:cs="Arial"/>
-              </w:rPr>
-            </w:pPr>
-            <w:r>
-              <w:rPr>
-                <w:rFonts w:cs="Arial"/>
-              </w:rPr>
-              <w:t>600</w:t>
-            </w:r>
-          </w:p>
-        </w:tc>
-        <w:tc>
-          <w:tcPr>
-            <w:tcW w:w="0" w:type="auto"/>
-            <w:vAlign w:val="center"/>
-            <w:hideMark/>
-          </w:tcPr>
-          <w:p>
-            <w:pPr>
-              <w:ind w:left="708"/>
-              <w:rPr>
-                <w:rFonts w:cs="Arial"/>
-              </w:rPr>
-            </w:pPr>
-            <w:r>
-              <w:rPr>
-                <w:rFonts w:cs="Arial"/>
-              </w:rPr>
-              <w:t>1500</w:t>
-            </w:r>
-          </w:p>
-        </w:tc>
-        <w:tc>
-          <w:tcPr>
-            <w:tcW w:w="0" w:type="auto"/>
-            <w:vAlign w:val="center"/>
-            <w:hideMark/>
-          </w:tcPr>
-          <w:p>
-            <w:pPr>
-              <w:ind w:left="708"/>
-              <w:rPr>
-                <w:rFonts w:cs="Arial"/>
-              </w:rPr>
-            </w:pPr>
-            <w:r>
-              <w:rPr>
-                <w:rFonts w:cs="Arial"/>
-              </w:rPr>
-              <w:t>3500</w:t>
+              <w:t>) [7]</w:t>
             </w:r>
           </w:p>
         </w:tc>
@@ -694,100 +504,75 @@
           </w:tcPr>
           <w:p>
             <w:pPr>
-              <w:ind w:left="708"/>
-              <w:rPr>
-                <w:rFonts w:cs="Arial"/>
-              </w:rPr>
-            </w:pPr>
-            <w:r>
-              <w:rPr>
-                <w:rFonts w:cs="Arial"/>
-              </w:rPr>
-              <w:t>Nutzbare Kapazität</w:t>
-            </w:r>
-          </w:p>
-        </w:tc>
-        <w:tc>
-          <w:tcPr>
-            <w:tcW w:w="0" w:type="auto"/>
-            <w:vAlign w:val="center"/>
-            <w:hideMark/>
-          </w:tcPr>
-          <w:p>
-            <w:pPr>
-              <w:ind w:left="708"/>
-              <w:rPr>
-                <w:rFonts w:cs="Arial"/>
-              </w:rPr>
-            </w:pPr>
-            <w:r>
-              <w:rPr>
-                <w:rFonts w:cs="Arial"/>
-              </w:rPr>
-              <w:t>50%</w:t>
-            </w:r>
-          </w:p>
-        </w:tc>
-        <w:tc>
-          <w:tcPr>
-            <w:tcW w:w="0" w:type="auto"/>
-            <w:vAlign w:val="center"/>
-            <w:hideMark/>
-          </w:tcPr>
-          <w:p>
-            <w:pPr>
-              <w:ind w:left="708"/>
-              <w:rPr>
-                <w:rFonts w:cs="Arial"/>
-              </w:rPr>
-            </w:pPr>
-            <w:r>
-              <w:rPr>
-                <w:rFonts w:cs="Arial"/>
-              </w:rPr>
-              <w:t>60%</w:t>
-            </w:r>
-          </w:p>
-        </w:tc>
-        <w:tc>
-          <w:tcPr>
-            <w:tcW w:w="0" w:type="auto"/>
-            <w:vAlign w:val="center"/>
-            <w:hideMark/>
-          </w:tcPr>
-          <w:p>
-            <w:pPr>
-              <w:ind w:left="708"/>
-              <w:rPr>
-                <w:rFonts w:cs="Arial"/>
-              </w:rPr>
-            </w:pPr>
-            <w:r>
-              <w:rPr>
-                <w:rFonts w:cs="Arial"/>
-              </w:rPr>
-              <w:t>80%</w:t>
-            </w:r>
-          </w:p>
-        </w:tc>
-        <w:tc>
-          <w:tcPr>
-            <w:tcW w:w="0" w:type="auto"/>
-            <w:vAlign w:val="center"/>
-            <w:hideMark/>
-          </w:tcPr>
-          <w:p>
-            <w:pPr>
-              <w:ind w:left="708"/>
-              <w:rPr>
-                <w:rFonts w:cs="Arial"/>
-              </w:rPr>
-            </w:pPr>
-            <w:r>
-              <w:rPr>
-                <w:rFonts w:cs="Arial"/>
-              </w:rPr>
-              <w:t>80%</w:t>
+              <w:rPr>
+                <w:rFonts w:cs="Arial"/>
+              </w:rPr>
+            </w:pPr>
+            <w:r>
+              <w:rPr>
+                <w:rFonts w:cs="Arial"/>
+              </w:rPr>
+              <w:t>Gewicht (kg/kWh)</w:t>
+            </w:r>
+          </w:p>
+        </w:tc>
+        <w:tc>
+          <w:tcPr>
+            <w:tcW w:w="0" w:type="auto"/>
+            <w:vAlign w:val="center"/>
+            <w:hideMark/>
+          </w:tcPr>
+          <w:p>
+            <w:pPr>
+              <w:rPr>
+                <w:rFonts w:cs="Arial"/>
+              </w:rPr>
+            </w:pPr>
+            <w:r>
+              <w:rPr>
+                <w:rFonts w:cs="Arial"/>
+              </w:rPr>
+              <w:t>25–35 [8]</w:t>
+            </w:r>
+          </w:p>
+        </w:tc>
+        <w:tc>
+          <w:tcPr>
+            <w:tcW w:w="0" w:type="auto"/>
+            <w:vAlign w:val="center"/>
+            <w:hideMark/>
+          </w:tcPr>
+          <w:p>
+            <w:pPr>
+              <w:rPr>
+                <w:rFonts w:cs="Arial"/>
+              </w:rPr>
+            </w:pPr>
+            <w:r>
+              <w:rPr>
+                <w:rFonts w:cs="Arial"/>
+              </w:rPr>
+              <w:t>25–35</w:t>
+            </w:r>
+          </w:p>
+        </w:tc>
+        <w:tc>
+          <w:tcPr>
+            <w:tcW w:w="0" w:type="auto"/>
+            <w:vAlign w:val="center"/>
+            <w:hideMark/>
+          </w:tcPr>
+          <w:p>
+            <w:pPr>
+              <w:rPr>
+                <w:rFonts w:cs="Arial"/>
+              </w:rPr>
+            </w:pPr>
+            <w:r>
+              <w:rPr>
+                <w:rFonts w:cs="Arial"/>
+              </w:rPr>
+              <w:t>8–10 [7][8]</w:t>
             </w:r>
           </w:p>
         </w:tc>
@@ -804,100 +589,75 @@
           </w:tcPr>
           <w:p>
             <w:pPr>
-              <w:ind w:left="708"/>
-              <w:rPr>
-                <w:rFonts w:cs="Arial"/>
-              </w:rPr>
-            </w:pPr>
-            <w:r>
-              <w:rPr>
-                <w:rFonts w:cs="Arial"/>
-              </w:rPr>
-              <w:t>Gewicht (100Ah)</w:t>
-            </w:r>
-          </w:p>
-        </w:tc>
-        <w:tc>
-          <w:tcPr>
-            <w:tcW w:w="0" w:type="auto"/>
-            <w:vAlign w:val="center"/>
-            <w:hideMark/>
-          </w:tcPr>
-          <w:p>
-            <w:pPr>
-              <w:ind w:left="708"/>
-              <w:rPr>
-                <w:rFonts w:cs="Arial"/>
-              </w:rPr>
-            </w:pPr>
-            <w:r>
-              <w:rPr>
-                <w:rFonts w:cs="Arial"/>
-              </w:rPr>
-              <w:t>28kg</w:t>
-            </w:r>
-          </w:p>
-        </w:tc>
-        <w:tc>
-          <w:tcPr>
-            <w:tcW w:w="0" w:type="auto"/>
-            <w:vAlign w:val="center"/>
-            <w:hideMark/>
-          </w:tcPr>
-          <w:p>
-            <w:pPr>
-              <w:ind w:left="708"/>
-              <w:rPr>
-                <w:rFonts w:cs="Arial"/>
-              </w:rPr>
-            </w:pPr>
-            <w:r>
-              <w:rPr>
-                <w:rFonts w:cs="Arial"/>
-              </w:rPr>
-              <w:t>30kg</w:t>
-            </w:r>
-          </w:p>
-        </w:tc>
-        <w:tc>
-          <w:tcPr>
-            <w:tcW w:w="0" w:type="auto"/>
-            <w:vAlign w:val="center"/>
-            <w:hideMark/>
-          </w:tcPr>
-          <w:p>
-            <w:pPr>
-              <w:ind w:left="708"/>
-              <w:rPr>
-                <w:rFonts w:cs="Arial"/>
-              </w:rPr>
-            </w:pPr>
-            <w:r>
-              <w:rPr>
-                <w:rFonts w:cs="Arial"/>
-              </w:rPr>
-              <w:t>10kg</w:t>
-            </w:r>
-          </w:p>
-        </w:tc>
-        <w:tc>
-          <w:tcPr>
-            <w:tcW w:w="0" w:type="auto"/>
-            <w:vAlign w:val="center"/>
-            <w:hideMark/>
-          </w:tcPr>
-          <w:p>
-            <w:pPr>
-              <w:ind w:left="708"/>
-              <w:rPr>
-                <w:rFonts w:cs="Arial"/>
-              </w:rPr>
-            </w:pPr>
-            <w:r>
-              <w:rPr>
-                <w:rFonts w:cs="Arial"/>
-              </w:rPr>
-              <w:t>12kg</w:t>
+              <w:rPr>
+                <w:rFonts w:cs="Arial"/>
+              </w:rPr>
+            </w:pPr>
+            <w:r>
+              <w:rPr>
+                <w:rFonts w:cs="Arial"/>
+              </w:rPr>
+              <w:t>Temperaturbereich</w:t>
+            </w:r>
+          </w:p>
+        </w:tc>
+        <w:tc>
+          <w:tcPr>
+            <w:tcW w:w="0" w:type="auto"/>
+            <w:vAlign w:val="center"/>
+            <w:hideMark/>
+          </w:tcPr>
+          <w:p>
+            <w:pPr>
+              <w:rPr>
+                <w:rFonts w:cs="Arial"/>
+              </w:rPr>
+            </w:pPr>
+            <w:r>
+              <w:rPr>
+                <w:rFonts w:cs="Arial"/>
+              </w:rPr>
+              <w:t>-20 bis +40 °C [7]</w:t>
+            </w:r>
+          </w:p>
+        </w:tc>
+        <w:tc>
+          <w:tcPr>
+            <w:tcW w:w="0" w:type="auto"/>
+            <w:vAlign w:val="center"/>
+            <w:hideMark/>
+          </w:tcPr>
+          <w:p>
+            <w:pPr>
+              <w:rPr>
+                <w:rFonts w:cs="Arial"/>
+              </w:rPr>
+            </w:pPr>
+            <w:r>
+              <w:rPr>
+                <w:rFonts w:cs="Arial"/>
+              </w:rPr>
+              <w:t>-20 bis +40 °C [7]</w:t>
+            </w:r>
+          </w:p>
+        </w:tc>
+        <w:tc>
+          <w:tcPr>
+            <w:tcW w:w="0" w:type="auto"/>
+            <w:vAlign w:val="center"/>
+            <w:hideMark/>
+          </w:tcPr>
+          <w:p>
+            <w:pPr>
+              <w:rPr>
+                <w:rFonts w:cs="Arial"/>
+              </w:rPr>
+            </w:pPr>
+            <w:r>
+              <w:rPr>
+                <w:rFonts w:cs="Arial"/>
+              </w:rPr>
+              <w:t>-20 bis +60 °C [7]</w:t>
             </w:r>
           </w:p>
         </w:tc>
@@ -914,100 +674,75 @@
           </w:tcPr>
           <w:p>
             <w:pPr>
-              <w:ind w:left="708"/>
-              <w:rPr>
-                <w:rFonts w:cs="Arial"/>
-              </w:rPr>
-            </w:pPr>
-            <w:r>
-              <w:rPr>
-                <w:rFonts w:cs="Arial"/>
-              </w:rPr>
-              <w:t>Temperaturbereich</w:t>
-            </w:r>
-          </w:p>
-        </w:tc>
-        <w:tc>
-          <w:tcPr>
-            <w:tcW w:w="0" w:type="auto"/>
-            <w:vAlign w:val="center"/>
-            <w:hideMark/>
-          </w:tcPr>
-          <w:p>
-            <w:pPr>
-              <w:ind w:left="708"/>
-              <w:rPr>
-                <w:rFonts w:cs="Arial"/>
-              </w:rPr>
-            </w:pPr>
-            <w:r>
-              <w:rPr>
-                <w:rFonts w:cs="Arial"/>
-              </w:rPr>
-              <w:t>-20 bis +50°C</w:t>
-            </w:r>
-          </w:p>
-        </w:tc>
-        <w:tc>
-          <w:tcPr>
-            <w:tcW w:w="0" w:type="auto"/>
-            <w:vAlign w:val="center"/>
-            <w:hideMark/>
-          </w:tcPr>
-          <w:p>
-            <w:pPr>
-              <w:ind w:left="708"/>
-              <w:rPr>
-                <w:rFonts w:cs="Arial"/>
-              </w:rPr>
-            </w:pPr>
-            <w:r>
-              <w:rPr>
-                <w:rFonts w:cs="Arial"/>
-              </w:rPr>
-              <w:t>-20 bis +50°C</w:t>
-            </w:r>
-          </w:p>
-        </w:tc>
-        <w:tc>
-          <w:tcPr>
-            <w:tcW w:w="0" w:type="auto"/>
-            <w:vAlign w:val="center"/>
-            <w:hideMark/>
-          </w:tcPr>
-          <w:p>
-            <w:pPr>
-              <w:ind w:left="708"/>
-              <w:rPr>
-                <w:rFonts w:cs="Arial"/>
-              </w:rPr>
-            </w:pPr>
-            <w:r>
-              <w:rPr>
-                <w:rFonts w:cs="Arial"/>
-              </w:rPr>
-              <w:t>0 bis +45°C</w:t>
-            </w:r>
-          </w:p>
-        </w:tc>
-        <w:tc>
-          <w:tcPr>
-            <w:tcW w:w="0" w:type="auto"/>
-            <w:vAlign w:val="center"/>
-            <w:hideMark/>
-          </w:tcPr>
-          <w:p>
-            <w:pPr>
-              <w:ind w:left="708"/>
-              <w:rPr>
-                <w:rFonts w:cs="Arial"/>
-              </w:rPr>
-            </w:pPr>
-            <w:r>
-              <w:rPr>
-                <w:rFonts w:cs="Arial"/>
-              </w:rPr>
-              <w:t>-20 bis +55°C</w:t>
+              <w:rPr>
+                <w:rFonts w:cs="Arial"/>
+              </w:rPr>
+            </w:pPr>
+            <w:r>
+              <w:rPr>
+                <w:rFonts w:cs="Arial"/>
+              </w:rPr>
+              <w:t>BMS erforderlich</w:t>
+            </w:r>
+          </w:p>
+        </w:tc>
+        <w:tc>
+          <w:tcPr>
+            <w:tcW w:w="0" w:type="auto"/>
+            <w:vAlign w:val="center"/>
+            <w:hideMark/>
+          </w:tcPr>
+          <w:p>
+            <w:pPr>
+              <w:rPr>
+                <w:rFonts w:cs="Arial"/>
+              </w:rPr>
+            </w:pPr>
+            <w:r>
+              <w:rPr>
+                <w:rFonts w:cs="Arial"/>
+              </w:rPr>
+              <w:t>Nein [7]</w:t>
+            </w:r>
+          </w:p>
+        </w:tc>
+        <w:tc>
+          <w:tcPr>
+            <w:tcW w:w="0" w:type="auto"/>
+            <w:vAlign w:val="center"/>
+            <w:hideMark/>
+          </w:tcPr>
+          <w:p>
+            <w:pPr>
+              <w:rPr>
+                <w:rFonts w:cs="Arial"/>
+              </w:rPr>
+            </w:pPr>
+            <w:r>
+              <w:rPr>
+                <w:rFonts w:cs="Arial"/>
+              </w:rPr>
+              <w:t>Nein [7]</w:t>
+            </w:r>
+          </w:p>
+        </w:tc>
+        <w:tc>
+          <w:tcPr>
+            <w:tcW w:w="0" w:type="auto"/>
+            <w:vAlign w:val="center"/>
+            <w:hideMark/>
+          </w:tcPr>
+          <w:p>
+            <w:pPr>
+              <w:rPr>
+                <w:rFonts w:cs="Arial"/>
+              </w:rPr>
+            </w:pPr>
+            <w:r>
+              <w:rPr>
+                <w:rFonts w:cs="Arial"/>
+              </w:rPr>
+              <w:t>Ja [7]</w:t>
             </w:r>
           </w:p>
         </w:tc>
@@ -1024,100 +759,75 @@
           </w:tcPr>
           <w:p>
             <w:pPr>
-              <w:ind w:left="708"/>
-              <w:rPr>
-                <w:rFonts w:cs="Arial"/>
-              </w:rPr>
-            </w:pPr>
-            <w:r>
-              <w:rPr>
-                <w:rFonts w:cs="Arial"/>
-              </w:rPr>
-              <w:t>BMS erforderlich</w:t>
-            </w:r>
-          </w:p>
-        </w:tc>
-        <w:tc>
-          <w:tcPr>
-            <w:tcW w:w="0" w:type="auto"/>
-            <w:vAlign w:val="center"/>
-            <w:hideMark/>
-          </w:tcPr>
-          <w:p>
-            <w:pPr>
-              <w:ind w:left="708"/>
-              <w:rPr>
-                <w:rFonts w:cs="Arial"/>
-              </w:rPr>
-            </w:pPr>
-            <w:r>
-              <w:rPr>
-                <w:rFonts w:cs="Arial"/>
-              </w:rPr>
-              <w:t>Nein</w:t>
-            </w:r>
-          </w:p>
-        </w:tc>
-        <w:tc>
-          <w:tcPr>
-            <w:tcW w:w="0" w:type="auto"/>
-            <w:vAlign w:val="center"/>
-            <w:hideMark/>
-          </w:tcPr>
-          <w:p>
-            <w:pPr>
-              <w:ind w:left="708"/>
-              <w:rPr>
-                <w:rFonts w:cs="Arial"/>
-              </w:rPr>
-            </w:pPr>
-            <w:r>
-              <w:rPr>
-                <w:rFonts w:cs="Arial"/>
-              </w:rPr>
-              <w:t>Nein</w:t>
-            </w:r>
-          </w:p>
-        </w:tc>
-        <w:tc>
-          <w:tcPr>
-            <w:tcW w:w="0" w:type="auto"/>
-            <w:vAlign w:val="center"/>
-            <w:hideMark/>
-          </w:tcPr>
-          <w:p>
-            <w:pPr>
-              <w:ind w:left="708"/>
-              <w:rPr>
-                <w:rFonts w:cs="Arial"/>
-              </w:rPr>
-            </w:pPr>
-            <w:r>
-              <w:rPr>
-                <w:rFonts w:cs="Arial"/>
-              </w:rPr>
-              <w:t>Ja</w:t>
-            </w:r>
-          </w:p>
-        </w:tc>
-        <w:tc>
-          <w:tcPr>
-            <w:tcW w:w="0" w:type="auto"/>
-            <w:vAlign w:val="center"/>
-            <w:hideMark/>
-          </w:tcPr>
-          <w:p>
-            <w:pPr>
-              <w:ind w:left="708"/>
-              <w:rPr>
-                <w:rFonts w:cs="Arial"/>
-              </w:rPr>
-            </w:pPr>
-            <w:r>
-              <w:rPr>
-                <w:rFonts w:cs="Arial"/>
-              </w:rPr>
-              <w:t>Ja</w:t>
+              <w:rPr>
+                <w:rFonts w:cs="Arial"/>
+              </w:rPr>
+            </w:pPr>
+            <w:r>
+              <w:rPr>
+                <w:rFonts w:cs="Arial"/>
+              </w:rPr>
+              <w:t>Lebensdauer</w:t>
+            </w:r>
+          </w:p>
+        </w:tc>
+        <w:tc>
+          <w:tcPr>
+            <w:tcW w:w="0" w:type="auto"/>
+            <w:vAlign w:val="center"/>
+            <w:hideMark/>
+          </w:tcPr>
+          <w:p>
+            <w:pPr>
+              <w:rPr>
+                <w:rFonts w:cs="Arial"/>
+              </w:rPr>
+            </w:pPr>
+            <w:r>
+              <w:rPr>
+                <w:rFonts w:cs="Arial"/>
+              </w:rPr>
+              <w:t>ca. 5 Jahre [8]</w:t>
+            </w:r>
+          </w:p>
+        </w:tc>
+        <w:tc>
+          <w:tcPr>
+            <w:tcW w:w="0" w:type="auto"/>
+            <w:vAlign w:val="center"/>
+            <w:hideMark/>
+          </w:tcPr>
+          <w:p>
+            <w:pPr>
+              <w:rPr>
+                <w:rFonts w:cs="Arial"/>
+              </w:rPr>
+            </w:pPr>
+            <w:r>
+              <w:rPr>
+                <w:rFonts w:cs="Arial"/>
+              </w:rPr>
+              <w:t>ca. 5 Jahre</w:t>
+            </w:r>
+          </w:p>
+        </w:tc>
+        <w:tc>
+          <w:tcPr>
+            <w:tcW w:w="0" w:type="auto"/>
+            <w:vAlign w:val="center"/>
+            <w:hideMark/>
+          </w:tcPr>
+          <w:p>
+            <w:pPr>
+              <w:rPr>
+                <w:rFonts w:cs="Arial"/>
+              </w:rPr>
+            </w:pPr>
+            <w:r>
+              <w:rPr>
+                <w:rFonts w:cs="Arial"/>
+              </w:rPr>
+              <w:t>über 10 Jahre [8]</w:t>
             </w:r>
           </w:p>
         </w:tc>
@@ -1125,17 +835,13 @@
     </w:tbl>
     <w:p>
       <w:pPr>
-        <w:ind w:left="708"/>
-        <w:rPr>
-          <w:rFonts w:cs="Arial"/>
-          <w:b/>
-          <w:bCs/>
+        <w:rPr>
+          <w:rFonts w:cs="Arial"/>
         </w:rPr>
       </w:pPr>
     </w:p>
     <w:p>
       <w:pPr>
-        <w:ind w:left="708"/>
         <w:rPr>
           <w:rFonts w:cs="Arial"/>
         </w:rPr>
@@ -1143,17 +849,26 @@
       <w:r>
         <w:rPr>
           <w:rFonts w:cs="Arial"/>
-          <w:b/>
-          <w:bCs/>
-        </w:rPr>
-        <w:lastRenderedPageBreak/>
-        <w:t>Auswahlbegründung AGM Super Cycle:</w:t>
+        </w:rPr>
+        <w:t xml:space="preserve">Wirtschaftliche Betrachtung: Die Anschaffungskosten für AGM-Batterien liegen bei etwa 120 € pro kWh nutzbarer Kapazität, während LiFePO4-Batterien ab 260 € pro kWh kosten [8]. Auf den ersten Blick erscheinen AGM-Batterien wirtschaftlicher. Bei Berücksichtigung der Lebensdauer und Zyklenzahl ergibt sich jedoch ein anderes Bild: Eine AGM-Batterie mit 500 Zyklen und 55 % nutzbarer Kapazität erreicht etwa 275 kWh Gesamtdurchsatz, während eine LiFePO4-Batterie mit 4000 Zyklen und 100 % nutzbarer Kapazität 4000 kWh erreicht. Die Kosten </w:t>
+      </w:r>
+      <w:proofErr w:type="gramStart"/>
+      <w:r>
+        <w:rPr>
+          <w:rFonts w:cs="Arial"/>
+        </w:rPr>
+        <w:t>pro nutzbarer Kilowattstunde</w:t>
+      </w:r>
+      <w:proofErr w:type="gramEnd"/>
+      <w:r>
+        <w:rPr>
+          <w:rFonts w:cs="Arial"/>
+        </w:rPr>
+        <w:t xml:space="preserve"> über die Lebensdauer liegen somit bei AGM-Batterien bei etwa 0,44 €/kWh und bei LiFePO4-Batterien bei etwa 0,07 €/kWh [8].</w:t>
       </w:r>
     </w:p>
     <w:p>
       <w:pPr>
-        <w:ind w:left="708"/>
-        <w:jc w:val="both"/>
         <w:rPr>
           <w:rFonts w:cs="Arial"/>
         </w:rPr>
@@ -1162,13 +877,53 @@
         <w:rPr>
           <w:rFonts w:cs="Arial"/>
         </w:rPr>
-        <w:t>Für den Prototypen wurde die AGM Super Cycle Batterie gewählt, da sie für ein Demonstrationssystem im Rahmen einer Diplomarbeit das beste Preis-Leistungs-Verhältnis bietet. Mit 200€ Anschaffungskosten ist sie deutlich günstiger als Lithium-Technologien. Für den 0,7m² Prototypen spielt das höhere Gewicht keine Rolle, da die Batterie stationär im Schaltschrank montiert wird.</w:t>
+        <w:t xml:space="preserve">Auswahlbegründung für den Prototyp: Für den 0,7 m² Prototyp wurde die AGM Super Cycle Batterie 100 Ah gewählt. Diese Entscheidung basiert auf mehreren Faktoren: Das System dient primär als Demonstrationssystem im Rahmen der Diplomarbeit mit einer Projektlaufzeit von 1–2 Jahren. In diesem Zeitraum sind etwa 365–730 Zyklen zu erwarten, was innerhalb der </w:t>
+      </w:r>
+      <w:proofErr w:type="spellStart"/>
+      <w:r>
+        <w:rPr>
+          <w:rFonts w:cs="Arial"/>
+        </w:rPr>
+        <w:t>Zyklenfestigkeit</w:t>
+      </w:r>
+      <w:proofErr w:type="spellEnd"/>
+      <w:r>
+        <w:rPr>
+          <w:rFonts w:cs="Arial"/>
+        </w:rPr>
+        <w:t xml:space="preserve"> der AGM-Technologie liegt [2]. Die Anschaffungskosten sind deutlich geringer als bei LiFePO4-Batterien. Das höhere Gewicht von etwa 26 kg spielt bei einer stationären Installation im Schaltschrank keine Rolle [2]. AGM-Batterien benötigen kein externes BMS, was die Systemkomplexität reduziert und die Integration mit den </w:t>
+      </w:r>
+      <w:proofErr w:type="spellStart"/>
+      <w:r>
+        <w:rPr>
+          <w:rFonts w:cs="Arial"/>
+        </w:rPr>
+        <w:t>Victron</w:t>
+      </w:r>
+      <w:proofErr w:type="spellEnd"/>
+      <w:r>
+        <w:rPr>
+          <w:rFonts w:cs="Arial"/>
+        </w:rPr>
+        <w:t xml:space="preserve">-Komponenten vereinfacht. Die </w:t>
+      </w:r>
+      <w:proofErr w:type="spellStart"/>
+      <w:r>
+        <w:rPr>
+          <w:rFonts w:cs="Arial"/>
+        </w:rPr>
+        <w:t>Victron</w:t>
+      </w:r>
+      <w:proofErr w:type="spellEnd"/>
+      <w:r>
+        <w:rPr>
+          <w:rFonts w:cs="Arial"/>
+        </w:rPr>
+        <w:t xml:space="preserve"> AGM Super Cycle Batterie verträgt gelegentliche Tiefentladungen besser als Standard-AGM-Batterien [2].</w:t>
       </w:r>
     </w:p>
     <w:p>
       <w:pPr>
-        <w:ind w:left="708"/>
-        <w:jc w:val="both"/>
         <w:rPr>
           <w:rFonts w:cs="Arial"/>
         </w:rPr>
@@ -1177,7 +932,7 @@
         <w:rPr>
           <w:rFonts w:cs="Arial"/>
         </w:rPr>
-        <w:t xml:space="preserve">Die geringere </w:t>
+        <w:t xml:space="preserve">Für kommerzielle Anwendungen mit geplanter Betriebsdauer von über 10 Jahren und täglicher Nutzung wäre LiFePO4 aufgrund der deutlich höheren </w:t>
       </w:r>
       <w:proofErr w:type="spellStart"/>
       <w:r>
@@ -1191,27 +946,11 @@
         <w:rPr>
           <w:rFonts w:cs="Arial"/>
         </w:rPr>
-        <w:t xml:space="preserve"> (400 vs. 3500 bei LiFePO4) ist für einen Demonstrationsbetrieb von 1-2 Jahren während der Projektlaufzeit akzeptabel. AGM-Batterien benötigen kein BMS, was die Systemkomplexität reduziert und die Integration mit den </w:t>
-      </w:r>
-      <w:proofErr w:type="spellStart"/>
-      <w:r>
-        <w:rPr>
-          <w:rFonts w:cs="Arial"/>
-        </w:rPr>
-        <w:t>Victron</w:t>
-      </w:r>
-      <w:proofErr w:type="spellEnd"/>
-      <w:r>
-        <w:rPr>
-          <w:rFonts w:cs="Arial"/>
-        </w:rPr>
-        <w:t>-Komponenten vereinfacht.</w:t>
+        <w:t>, nutzbaren Kapazität und längeren Lebensdauer wirtschaftlich sinnvoller. Die höheren Anschaffungskosten amortisieren sich durch die längere Nutzungsdauer und die geringeren Kosten pro Zyklus. Bei größeren Systemen kommt zusätzlich das geringere Gewicht als Vorteil zum Tragen, insbesondere wenn Dachlasten berücksichtigt werden müssen.</w:t>
       </w:r>
     </w:p>
     <w:p>
       <w:pPr>
-        <w:ind w:left="708"/>
-        <w:jc w:val="both"/>
         <w:rPr>
           <w:rFonts w:cs="Arial"/>
         </w:rPr>
@@ -1220,31 +959,125 @@
         <w:rPr>
           <w:rFonts w:cs="Arial"/>
         </w:rPr>
-        <w:t xml:space="preserve">Für eine kommerzielle 10m² Gewächshausanlage mit geplanter Betriebsdauer von 10+ Jahren wäre LiFePO4 aufgrund der deutlich höheren </w:t>
-      </w:r>
-      <w:proofErr w:type="spellStart"/>
-      <w:r>
-        <w:rPr>
-          <w:rFonts w:cs="Arial"/>
-        </w:rPr>
-        <w:t>Zyklenfestigkeit</w:t>
-      </w:r>
-      <w:proofErr w:type="spellEnd"/>
-      <w:r>
-        <w:rPr>
-          <w:rFonts w:cs="Arial"/>
-        </w:rPr>
-        <w:t xml:space="preserve"> und nutzbaren Kapazität wirtschaftlich sinnvoller. Die höheren Anschaffungskosten würden sich durch die längere Lebensdauer amortisieren. Diese wirtschaftliche Betrachtung wird in Kapitel 4.8 detailliert durchgeführt.</w:t>
+        <w:pict w14:anchorId="10072D68">
+          <v:rect id="_x0000_i1031" style="width:0;height:1.5pt" o:hralign="center" o:hrstd="t" o:hr="t" fillcolor="#a0a0a0" stroked="f"/>
+        </w:pict>
       </w:r>
     </w:p>
     <w:p>
       <w:pPr>
-        <w:ind w:left="708"/>
         <w:rPr>
           <w:rFonts w:cs="Arial"/>
         </w:rPr>
       </w:pPr>
+      <w:r>
+        <w:rPr>
+          <w:rFonts w:cs="Arial"/>
+        </w:rPr>
+        <w:t>Quellenverzeichnis</w:t>
+      </w:r>
     </w:p>
+    <w:p>
+      <w:pPr>
+        <w:rPr>
+          <w:rFonts w:cs="Arial"/>
+        </w:rPr>
+      </w:pPr>
+      <w:r>
+        <w:rPr>
+          <w:rFonts w:cs="Arial"/>
+        </w:rPr>
+        <w:t xml:space="preserve">[2] </w:t>
+      </w:r>
+      <w:proofErr w:type="spellStart"/>
+      <w:r>
+        <w:rPr>
+          <w:rFonts w:cs="Arial"/>
+        </w:rPr>
+        <w:t>Victron</w:t>
+      </w:r>
+      <w:proofErr w:type="spellEnd"/>
+      <w:r>
+        <w:rPr>
+          <w:rFonts w:cs="Arial"/>
+        </w:rPr>
+        <w:t xml:space="preserve"> Energy, „AGM Super Cycle Batterie 12 V 100 Ah – Datenblatt", </w:t>
+      </w:r>
+      <w:proofErr w:type="spellStart"/>
+      <w:r>
+        <w:rPr>
+          <w:rFonts w:cs="Arial"/>
+        </w:rPr>
+        <w:t>Victron</w:t>
+      </w:r>
+      <w:proofErr w:type="spellEnd"/>
+      <w:r>
+        <w:rPr>
+          <w:rFonts w:cs="Arial"/>
+        </w:rPr>
+        <w:t xml:space="preserve"> Energy B.V., Almere, 2025.</w:t>
+      </w:r>
+    </w:p>
+    <w:p>
+      <w:pPr>
+        <w:rPr>
+          <w:rFonts w:cs="Arial"/>
+        </w:rPr>
+      </w:pPr>
+      <w:r>
+        <w:rPr>
+          <w:rFonts w:cs="Arial"/>
+        </w:rPr>
+        <w:t xml:space="preserve">[7] ECTIVE GmbH, „Batterietechnologien – Welche passt zu dir?", 2024. [Online]. Verfügbar: </w:t>
+      </w:r>
+      <w:hyperlink r:id="rId4" w:history="1">
+        <w:r>
+          <w:rPr>
+            <w:rStyle w:val="Hyperlink"/>
+            <w:rFonts w:cs="Arial"/>
+          </w:rPr>
+          <w:t>https://www.ective.de/blogs/wissen/batterietechnologien</w:t>
+        </w:r>
+      </w:hyperlink>
+    </w:p>
+    <w:p>
+      <w:pPr>
+        <w:rPr>
+          <w:rFonts w:cs="Arial"/>
+        </w:rPr>
+      </w:pPr>
+      <w:r>
+        <w:rPr>
+          <w:rFonts w:cs="Arial"/>
+        </w:rPr>
+        <w:lastRenderedPageBreak/>
+        <w:t xml:space="preserve">[8] </w:t>
+      </w:r>
+      <w:proofErr w:type="spellStart"/>
+      <w:r>
+        <w:rPr>
+          <w:rFonts w:cs="Arial"/>
+        </w:rPr>
+        <w:t>greenboatsolutions</w:t>
+      </w:r>
+      <w:proofErr w:type="spellEnd"/>
+      <w:r>
+        <w:rPr>
+          <w:rFonts w:cs="Arial"/>
+        </w:rPr>
+        <w:t xml:space="preserve"> GmbH, „AGM vs. Lithium - Was ist besser?", 2024. [Online]. Verfügbar: </w:t>
+      </w:r>
+      <w:hyperlink r:id="rId5" w:history="1">
+        <w:r>
+          <w:rPr>
+            <w:rStyle w:val="Hyperlink"/>
+            <w:rFonts w:cs="Arial"/>
+          </w:rPr>
+          <w:t>https://www.greenboatsolutions.com/ratgeber/agm-vs-lithium</w:t>
+        </w:r>
+      </w:hyperlink>
+    </w:p>
+    <w:p/>
     <w:sectPr>
       <w:pgSz w:w="11906" w:h="16838"/>
       <w:pgMar w:top="1417" w:right="1417" w:bottom="1134" w:left="1417" w:header="708" w:footer="708" w:gutter="0"/>
@@ -2172,6 +2005,29 @@
       <w:spacing w:val="5"/>
     </w:rPr>
   </w:style>
+  <w:style w:type="character" w:styleId="Hyperlink">
+    <w:name w:val="Hyperlink"/>
+    <w:basedOn w:val="Absatz-Standardschriftart"/>
+    <w:uiPriority w:val="99"/>
+    <w:unhideWhenUsed/>
+    <w:rsid w:val="00040FB0"/>
+    <w:rPr>
+      <w:color w:val="467886" w:themeColor="hyperlink"/>
+      <w:u w:val="single"/>
+    </w:rPr>
+  </w:style>
+  <w:style w:type="character" w:styleId="NichtaufgelsteErwhnung">
+    <w:name w:val="Unresolved Mention"/>
+    <w:basedOn w:val="Absatz-Standardschriftart"/>
+    <w:uiPriority w:val="99"/>
+    <w:semiHidden/>
+    <w:unhideWhenUsed/>
+    <w:rsid w:val="00040FB0"/>
+    <w:rPr>
+      <w:color w:val="605E5C"/>
+      <w:shd w:val="clear" w:color="auto" w:fill="E1DFDD"/>
+    </w:rPr>
+  </w:style>
 </w:styles>
 </file>
 
